--- a/Lab6.docx
+++ b/Lab6.docx
@@ -4,11 +4,10 @@
   <w:body>
     <w:p>
       <w:pPr>
+        <w:jc w:val="center"/>
         <w:rPr>
           <w:b/>
           <w:bCs/>
-          <w:sz w:val="36"/>
-          <w:szCs w:val="36"/>
           <w:highlight w:val="yellow"/>
         </w:rPr>
       </w:pPr>
@@ -16,8 +15,6 @@
         <w:rPr>
           <w:b/>
           <w:bCs/>
-          <w:sz w:val="36"/>
-          <w:szCs w:val="36"/>
           <w:highlight w:val="yellow"/>
         </w:rPr>
         <w:t xml:space="preserve">Rana </w:t>
@@ -27,8 +24,6 @@
         <w:rPr>
           <w:b/>
           <w:bCs/>
-          <w:sz w:val="36"/>
-          <w:szCs w:val="36"/>
           <w:highlight w:val="yellow"/>
         </w:rPr>
         <w:t>Aldosari</w:t>
@@ -36,44 +31,65 @@
       <w:proofErr w:type="spellEnd"/>
     </w:p>
     <w:p>
+      <w:pPr>
+        <w:jc w:val="center"/>
+      </w:pPr>
       <w:r>
         <w:rPr>
           <w:b/>
           <w:bCs/>
-          <w:sz w:val="36"/>
-          <w:szCs w:val="36"/>
           <w:highlight w:val="yellow"/>
         </w:rPr>
-        <w:t>Ra1903017</w:t>
+        <w:t>r</w:t>
       </w:r>
-      <w:bookmarkStart w:id="0" w:name="_GoBack"/>
-      <w:bookmarkEnd w:id="0"/>
+      <w:r>
+        <w:rPr>
+          <w:b/>
+          <w:bCs/>
+          <w:highlight w:val="yellow"/>
+        </w:rPr>
+        <w:t>a1903017</w:t>
+      </w:r>
     </w:p>
     <w:tbl>
       <w:tblPr>
         <w:tblStyle w:val="TableGrid"/>
-        <w:tblW w:w="0" w:type="auto"/>
+        <w:tblW w:w="9473" w:type="dxa"/>
         <w:tblLook w:val="06A0" w:firstRow="1" w:lastRow="0" w:firstColumn="1" w:lastColumn="0" w:noHBand="1" w:noVBand="1"/>
       </w:tblPr>
       <w:tblGrid>
-        <w:gridCol w:w="4170"/>
+        <w:gridCol w:w="4588"/>
         <w:gridCol w:w="4875"/>
+        <w:gridCol w:w="10"/>
       </w:tblGrid>
       <w:tr>
         <w:trPr>
+          <w:gridAfter w:val="1"/>
+          <w:wAfter w:w="10" w:type="dxa"/>
           <w:trHeight w:val="465"/>
         </w:trPr>
         <w:tc>
           <w:tcPr>
-            <w:tcW w:w="4170" w:type="dxa"/>
+            <w:tcW w:w="4588" w:type="dxa"/>
             <w:vAlign w:val="center"/>
           </w:tcPr>
           <w:p>
             <w:r>
+              <w:rPr>
+                <w:b/>
+                <w:bCs/>
+              </w:rPr>
               <w:t xml:space="preserve">Use case </w:t>
             </w:r>
             <w:r>
-              <w:t>id: UC002</w:t>
+              <w:rPr>
+                <w:b/>
+                <w:bCs/>
+              </w:rPr>
+              <w:t>id:</w:t>
+            </w:r>
+            <w:r>
+              <w:t xml:space="preserve"> UC002</w:t>
             </w:r>
           </w:p>
         </w:tc>
@@ -84,6 +100,10 @@
           </w:tcPr>
           <w:p>
             <w:r>
+              <w:rPr>
+                <w:b/>
+                <w:bCs/>
+              </w:rPr>
               <w:t>Use case title:</w:t>
             </w:r>
             <w:r>
@@ -94,16 +114,26 @@
       </w:tr>
       <w:tr>
         <w:trPr>
+          <w:gridAfter w:val="1"/>
+          <w:wAfter w:w="10" w:type="dxa"/>
           <w:trHeight w:val="360"/>
         </w:trPr>
         <w:tc>
           <w:tcPr>
-            <w:tcW w:w="4170" w:type="dxa"/>
-          </w:tcPr>
-          <w:p>
-            <w:r>
-              <w:rPr>
-                <w:rFonts w:ascii="Times New Roman" w:eastAsia="Times New Roman" w:hAnsi="Times New Roman" w:cs="Times New Roman"/>
+            <w:tcW w:w="4588" w:type="dxa"/>
+          </w:tcPr>
+          <w:p>
+            <w:pPr>
+              <w:rPr>
+                <w:b/>
+                <w:bCs/>
+              </w:rPr>
+            </w:pPr>
+            <w:r>
+              <w:rPr>
+                <w:rFonts w:ascii="Times New Roman" w:eastAsia="Times New Roman" w:hAnsi="Times New Roman" w:cs="Times New Roman"/>
+                <w:b/>
+                <w:bCs/>
               </w:rPr>
               <w:t>Brief description</w:t>
             </w:r>
@@ -122,16 +152,26 @@
       </w:tr>
       <w:tr>
         <w:trPr>
+          <w:gridAfter w:val="1"/>
+          <w:wAfter w:w="10" w:type="dxa"/>
           <w:trHeight w:val="375"/>
         </w:trPr>
         <w:tc>
           <w:tcPr>
-            <w:tcW w:w="4170" w:type="dxa"/>
-          </w:tcPr>
-          <w:p>
-            <w:r>
-              <w:rPr>
-                <w:rFonts w:ascii="Times New Roman" w:eastAsia="Times New Roman" w:hAnsi="Times New Roman" w:cs="Times New Roman"/>
+            <w:tcW w:w="4588" w:type="dxa"/>
+          </w:tcPr>
+          <w:p>
+            <w:pPr>
+              <w:rPr>
+                <w:b/>
+                <w:bCs/>
+              </w:rPr>
+            </w:pPr>
+            <w:r>
+              <w:rPr>
+                <w:rFonts w:ascii="Times New Roman" w:eastAsia="Times New Roman" w:hAnsi="Times New Roman" w:cs="Times New Roman"/>
+                <w:b/>
+                <w:bCs/>
               </w:rPr>
               <w:t>Primary actors</w:t>
             </w:r>
@@ -150,22 +190,34 @@
       </w:tr>
       <w:tr>
         <w:trPr>
+          <w:gridAfter w:val="1"/>
+          <w:wAfter w:w="10" w:type="dxa"/>
           <w:trHeight w:val="705"/>
         </w:trPr>
         <w:tc>
           <w:tcPr>
-            <w:tcW w:w="4170" w:type="dxa"/>
-          </w:tcPr>
-          <w:p>
-            <w:r>
-              <w:rPr>
-                <w:rFonts w:ascii="Times New Roman" w:eastAsia="Times New Roman" w:hAnsi="Times New Roman" w:cs="Times New Roman"/>
+            <w:tcW w:w="4588" w:type="dxa"/>
+          </w:tcPr>
+          <w:p>
+            <w:pPr>
+              <w:rPr>
+                <w:b/>
+                <w:bCs/>
+              </w:rPr>
+            </w:pPr>
+            <w:r>
+              <w:rPr>
+                <w:rFonts w:ascii="Times New Roman" w:eastAsia="Times New Roman" w:hAnsi="Times New Roman" w:cs="Times New Roman"/>
+                <w:b/>
+                <w:bCs/>
               </w:rPr>
               <w:t>Trigger</w:t>
             </w:r>
             <w:r>
               <w:rPr>
                 <w:rFonts w:ascii="Times New Roman" w:eastAsia="Times New Roman" w:hAnsi="Times New Roman" w:cs="Times New Roman"/>
+                <w:b/>
+                <w:bCs/>
               </w:rPr>
               <w:t>:</w:t>
             </w:r>
@@ -184,23 +236,33 @@
       </w:tr>
       <w:tr>
         <w:trPr>
-          <w:trHeight w:val="840"/>
-        </w:trPr>
-        <w:tc>
-          <w:tcPr>
-            <w:tcW w:w="9045" w:type="dxa"/>
-            <w:gridSpan w:val="2"/>
-          </w:tcPr>
-          <w:p>
-            <w:r>
-              <w:rPr>
-                <w:rFonts w:ascii="Times New Roman" w:eastAsia="Times New Roman" w:hAnsi="Times New Roman" w:cs="Times New Roman"/>
+          <w:trHeight w:val="998"/>
+        </w:trPr>
+        <w:tc>
+          <w:tcPr>
+            <w:tcW w:w="9473" w:type="dxa"/>
+            <w:gridSpan w:val="3"/>
+          </w:tcPr>
+          <w:p>
+            <w:pPr>
+              <w:rPr>
+                <w:b/>
+                <w:bCs/>
+              </w:rPr>
+            </w:pPr>
+            <w:r>
+              <w:rPr>
+                <w:rFonts w:ascii="Times New Roman" w:eastAsia="Times New Roman" w:hAnsi="Times New Roman" w:cs="Times New Roman"/>
+                <w:b/>
+                <w:bCs/>
               </w:rPr>
               <w:t>Preconditions</w:t>
             </w:r>
             <w:r>
               <w:rPr>
                 <w:rFonts w:ascii="Times New Roman" w:eastAsia="Times New Roman" w:hAnsi="Times New Roman" w:cs="Times New Roman"/>
+                <w:b/>
+                <w:bCs/>
               </w:rPr>
               <w:t>:</w:t>
             </w:r>
@@ -245,23 +307,27 @@
       </w:tr>
       <w:tr>
         <w:trPr>
-          <w:trHeight w:val="1035"/>
-        </w:trPr>
-        <w:tc>
-          <w:tcPr>
-            <w:tcW w:w="9045" w:type="dxa"/>
-            <w:gridSpan w:val="2"/>
-          </w:tcPr>
-          <w:p>
-            <w:r>
-              <w:rPr>
-                <w:rFonts w:ascii="Times New Roman" w:eastAsia="Times New Roman" w:hAnsi="Times New Roman" w:cs="Times New Roman"/>
+          <w:trHeight w:val="692"/>
+        </w:trPr>
+        <w:tc>
+          <w:tcPr>
+            <w:tcW w:w="9473" w:type="dxa"/>
+            <w:gridSpan w:val="3"/>
+          </w:tcPr>
+          <w:p>
+            <w:r>
+              <w:rPr>
+                <w:rFonts w:ascii="Times New Roman" w:eastAsia="Times New Roman" w:hAnsi="Times New Roman" w:cs="Times New Roman"/>
+                <w:b/>
+                <w:bCs/>
               </w:rPr>
               <w:t>Postconditions</w:t>
             </w:r>
             <w:r>
               <w:rPr>
                 <w:rFonts w:ascii="Times New Roman" w:eastAsia="Times New Roman" w:hAnsi="Times New Roman" w:cs="Times New Roman"/>
+                <w:b/>
+                <w:bCs/>
               </w:rPr>
               <w:t>:</w:t>
             </w:r>
@@ -353,34 +419,40 @@
                 <w:rFonts w:ascii="Times New Roman" w:eastAsia="Times New Roman" w:hAnsi="Times New Roman" w:cs="Times New Roman"/>
               </w:rPr>
             </w:pPr>
-          </w:p>
-          <w:p>
-            <w:pPr>
-              <w:rPr>
-                <w:rFonts w:ascii="Times New Roman" w:eastAsia="Times New Roman" w:hAnsi="Times New Roman" w:cs="Times New Roman"/>
-              </w:rPr>
-            </w:pPr>
-          </w:p>
-        </w:tc>
-      </w:tr>
-      <w:tr>
-        <w:trPr>
-          <w:trHeight w:val="780"/>
-        </w:trPr>
-        <w:tc>
-          <w:tcPr>
-            <w:tcW w:w="9045" w:type="dxa"/>
-            <w:gridSpan w:val="2"/>
-          </w:tcPr>
-          <w:p>
-            <w:pPr>
-              <w:rPr>
-                <w:rFonts w:ascii="Times New Roman" w:eastAsia="Times New Roman" w:hAnsi="Times New Roman" w:cs="Times New Roman"/>
-              </w:rPr>
-            </w:pPr>
-            <w:r>
-              <w:rPr>
-                <w:rFonts w:ascii="Times New Roman" w:eastAsia="Times New Roman" w:hAnsi="Times New Roman" w:cs="Times New Roman"/>
+            <w:bookmarkStart w:id="0" w:name="_GoBack"/>
+            <w:bookmarkEnd w:id="0"/>
+          </w:p>
+          <w:p>
+            <w:pPr>
+              <w:rPr>
+                <w:rFonts w:ascii="Times New Roman" w:eastAsia="Times New Roman" w:hAnsi="Times New Roman" w:cs="Times New Roman"/>
+              </w:rPr>
+            </w:pPr>
+          </w:p>
+        </w:tc>
+      </w:tr>
+      <w:tr>
+        <w:trPr>
+          <w:trHeight w:val="476"/>
+        </w:trPr>
+        <w:tc>
+          <w:tcPr>
+            <w:tcW w:w="9473" w:type="dxa"/>
+            <w:gridSpan w:val="3"/>
+          </w:tcPr>
+          <w:p>
+            <w:pPr>
+              <w:rPr>
+                <w:rFonts w:ascii="Times New Roman" w:eastAsia="Times New Roman" w:hAnsi="Times New Roman" w:cs="Times New Roman"/>
+                <w:b/>
+                <w:bCs/>
+              </w:rPr>
+            </w:pPr>
+            <w:r>
+              <w:rPr>
+                <w:rFonts w:ascii="Times New Roman" w:eastAsia="Times New Roman" w:hAnsi="Times New Roman" w:cs="Times New Roman"/>
+                <w:b/>
+                <w:bCs/>
               </w:rPr>
               <w:t>Main Success Scenario</w:t>
             </w:r>
@@ -389,16 +461,26 @@
       </w:tr>
       <w:tr>
         <w:trPr>
-          <w:trHeight w:val="690"/>
-        </w:trPr>
-        <w:tc>
-          <w:tcPr>
-            <w:tcW w:w="4170" w:type="dxa"/>
-          </w:tcPr>
-          <w:p>
-            <w:r>
-              <w:rPr>
-                <w:rFonts w:ascii="Times New Roman" w:eastAsia="Times New Roman" w:hAnsi="Times New Roman" w:cs="Times New Roman"/>
+          <w:gridAfter w:val="1"/>
+          <w:wAfter w:w="10" w:type="dxa"/>
+          <w:trHeight w:val="503"/>
+        </w:trPr>
+        <w:tc>
+          <w:tcPr>
+            <w:tcW w:w="4588" w:type="dxa"/>
+          </w:tcPr>
+          <w:p>
+            <w:pPr>
+              <w:rPr>
+                <w:b/>
+                <w:bCs/>
+              </w:rPr>
+            </w:pPr>
+            <w:r>
+              <w:rPr>
+                <w:rFonts w:ascii="Times New Roman" w:eastAsia="Times New Roman" w:hAnsi="Times New Roman" w:cs="Times New Roman"/>
+                <w:b/>
+                <w:bCs/>
               </w:rPr>
               <w:t>Actor Action</w:t>
             </w:r>
@@ -409,9 +491,17 @@
             <w:tcW w:w="4875" w:type="dxa"/>
           </w:tcPr>
           <w:p>
-            <w:r>
-              <w:rPr>
-                <w:rFonts w:ascii="Times New Roman" w:eastAsia="Times New Roman" w:hAnsi="Times New Roman" w:cs="Times New Roman"/>
+            <w:pPr>
+              <w:rPr>
+                <w:b/>
+                <w:bCs/>
+              </w:rPr>
+            </w:pPr>
+            <w:r>
+              <w:rPr>
+                <w:rFonts w:ascii="Times New Roman" w:eastAsia="Times New Roman" w:hAnsi="Times New Roman" w:cs="Times New Roman"/>
+                <w:b/>
+                <w:bCs/>
               </w:rPr>
               <w:t>System Response</w:t>
             </w:r>
@@ -420,11 +510,13 @@
       </w:tr>
       <w:tr>
         <w:trPr>
-          <w:trHeight w:val="795"/>
-        </w:trPr>
-        <w:tc>
-          <w:tcPr>
-            <w:tcW w:w="4170" w:type="dxa"/>
+          <w:gridAfter w:val="1"/>
+          <w:wAfter w:w="10" w:type="dxa"/>
+          <w:trHeight w:val="512"/>
+        </w:trPr>
+        <w:tc>
+          <w:tcPr>
+            <w:tcW w:w="4588" w:type="dxa"/>
           </w:tcPr>
           <w:p>
             <w:pPr>
@@ -448,11 +540,13 @@
       </w:tr>
       <w:tr>
         <w:trPr>
-          <w:trHeight w:val="780"/>
-        </w:trPr>
-        <w:tc>
-          <w:tcPr>
-            <w:tcW w:w="4170" w:type="dxa"/>
+          <w:gridAfter w:val="1"/>
+          <w:wAfter w:w="10" w:type="dxa"/>
+          <w:trHeight w:val="278"/>
+        </w:trPr>
+        <w:tc>
+          <w:tcPr>
+            <w:tcW w:w="4588" w:type="dxa"/>
           </w:tcPr>
           <w:p/>
         </w:tc>
@@ -481,11 +575,13 @@
       </w:tr>
       <w:tr>
         <w:trPr>
+          <w:gridAfter w:val="1"/>
+          <w:wAfter w:w="10" w:type="dxa"/>
           <w:trHeight w:val="705"/>
         </w:trPr>
         <w:tc>
           <w:tcPr>
-            <w:tcW w:w="4170" w:type="dxa"/>
+            <w:tcW w:w="4588" w:type="dxa"/>
           </w:tcPr>
           <w:p>
             <w:pPr>
@@ -509,11 +605,13 @@
       </w:tr>
       <w:tr>
         <w:trPr>
+          <w:gridAfter w:val="1"/>
+          <w:wAfter w:w="10" w:type="dxa"/>
           <w:trHeight w:val="735"/>
         </w:trPr>
         <w:tc>
           <w:tcPr>
-            <w:tcW w:w="4170" w:type="dxa"/>
+            <w:tcW w:w="4588" w:type="dxa"/>
           </w:tcPr>
           <w:p>
             <w:pPr>
@@ -560,11 +658,13 @@
       </w:tr>
       <w:tr>
         <w:trPr>
+          <w:gridAfter w:val="1"/>
+          <w:wAfter w:w="10" w:type="dxa"/>
           <w:trHeight w:val="840"/>
         </w:trPr>
         <w:tc>
           <w:tcPr>
-            <w:tcW w:w="4170" w:type="dxa"/>
+            <w:tcW w:w="4588" w:type="dxa"/>
           </w:tcPr>
           <w:p>
             <w:pPr>
@@ -599,11 +699,13 @@
       </w:tr>
       <w:tr>
         <w:trPr>
-          <w:trHeight w:val="810"/>
-        </w:trPr>
-        <w:tc>
-          <w:tcPr>
-            <w:tcW w:w="4170" w:type="dxa"/>
+          <w:gridAfter w:val="1"/>
+          <w:wAfter w:w="10" w:type="dxa"/>
+          <w:trHeight w:val="629"/>
+        </w:trPr>
+        <w:tc>
+          <w:tcPr>
+            <w:tcW w:w="4588" w:type="dxa"/>
           </w:tcPr>
           <w:p>
             <w:pPr>
@@ -638,11 +740,13 @@
       </w:tr>
       <w:tr>
         <w:trPr>
-          <w:trHeight w:val="855"/>
-        </w:trPr>
-        <w:tc>
-          <w:tcPr>
-            <w:tcW w:w="4170" w:type="dxa"/>
+          <w:gridAfter w:val="1"/>
+          <w:wAfter w:w="10" w:type="dxa"/>
+          <w:trHeight w:val="629"/>
+        </w:trPr>
+        <w:tc>
+          <w:tcPr>
+            <w:tcW w:w="4588" w:type="dxa"/>
           </w:tcPr>
           <w:p/>
         </w:tc>
@@ -666,11 +770,13 @@
       </w:tr>
       <w:tr>
         <w:trPr>
+          <w:gridAfter w:val="1"/>
+          <w:wAfter w:w="10" w:type="dxa"/>
           <w:trHeight w:val="720"/>
         </w:trPr>
         <w:tc>
           <w:tcPr>
-            <w:tcW w:w="4170" w:type="dxa"/>
+            <w:tcW w:w="4588" w:type="dxa"/>
           </w:tcPr>
           <w:p/>
         </w:tc>
@@ -686,24 +792,71 @@
                 <w:numId w:val="1"/>
               </w:numPr>
             </w:pPr>
-          </w:p>
-        </w:tc>
-      </w:tr>
-      <w:tr>
-        <w:trPr>
+            <w:r>
+              <w:t>Include create catalog use case</w:t>
+            </w:r>
+          </w:p>
+        </w:tc>
+      </w:tr>
+      <w:tr>
+        <w:trPr>
+          <w:gridAfter w:val="1"/>
+          <w:wAfter w:w="10" w:type="dxa"/>
           <w:trHeight w:val="840"/>
         </w:trPr>
         <w:tc>
           <w:tcPr>
-            <w:tcW w:w="4170" w:type="dxa"/>
-          </w:tcPr>
-          <w:p/>
-        </w:tc>
-        <w:tc>
-          <w:tcPr>
-            <w:tcW w:w="4875" w:type="dxa"/>
-          </w:tcPr>
-          <w:p/>
+            <w:tcW w:w="9463" w:type="dxa"/>
+            <w:gridSpan w:val="2"/>
+          </w:tcPr>
+          <w:p>
+            <w:pPr>
+              <w:rPr>
+                <w:sz w:val="28"/>
+                <w:szCs w:val="28"/>
+              </w:rPr>
+            </w:pPr>
+            <w:r>
+              <w:rPr>
+                <w:b/>
+                <w:bCs/>
+                <w:sz w:val="28"/>
+                <w:szCs w:val="28"/>
+              </w:rPr>
+              <w:t>Alternative flow:</w:t>
+            </w:r>
+          </w:p>
+          <w:p>
+            <w:pPr>
+              <w:rPr>
+                <w:b/>
+                <w:bCs/>
+                <w:sz w:val="28"/>
+                <w:szCs w:val="28"/>
+              </w:rPr>
+            </w:pPr>
+            <w:r>
+              <w:rPr>
+                <w:sz w:val="28"/>
+                <w:szCs w:val="28"/>
+              </w:rPr>
+              <w:t>6.a if the sale is fixed pricing, the cli</w:t>
+            </w:r>
+            <w:r>
+              <w:rPr>
+                <w:sz w:val="28"/>
+                <w:szCs w:val="28"/>
+              </w:rPr>
+              <w:t>e</w:t>
+            </w:r>
+            <w:r>
+              <w:rPr>
+                <w:sz w:val="28"/>
+                <w:szCs w:val="28"/>
+              </w:rPr>
+              <w:t>nt provides the price of the item.</w:t>
+            </w:r>
+          </w:p>
         </w:tc>
       </w:tr>
     </w:tbl>
@@ -1329,6 +1482,7 @@
     <w:lsdException w:name="HTML Sample" w:semiHidden="1" w:unhideWhenUsed="1"/>
     <w:lsdException w:name="HTML Typewriter" w:semiHidden="1" w:unhideWhenUsed="1"/>
     <w:lsdException w:name="HTML Variable" w:semiHidden="1" w:unhideWhenUsed="1"/>
+    <w:lsdException w:name="Normal Table" w:semiHidden="1" w:unhideWhenUsed="1"/>
     <w:lsdException w:name="annotation subject" w:semiHidden="1" w:unhideWhenUsed="1"/>
     <w:lsdException w:name="No List" w:semiHidden="1" w:unhideWhenUsed="1"/>
     <w:lsdException w:name="Outline List 1" w:semiHidden="1" w:unhideWhenUsed="1"/>
@@ -1372,8 +1526,10 @@
     <w:lsdException w:name="Table Elegant" w:semiHidden="1" w:unhideWhenUsed="1"/>
     <w:lsdException w:name="Table Professional" w:semiHidden="1" w:unhideWhenUsed="1"/>
     <w:lsdException w:name="Table Subtle 1" w:semiHidden="1" w:unhideWhenUsed="1"/>
+    <w:lsdException w:name="Table Subtle 2" w:semiHidden="1" w:unhideWhenUsed="1"/>
     <w:lsdException w:name="Table Web 1" w:semiHidden="1" w:unhideWhenUsed="1"/>
     <w:lsdException w:name="Table Web 2" w:semiHidden="1" w:unhideWhenUsed="1"/>
+    <w:lsdException w:name="Table Web 3" w:semiHidden="1" w:unhideWhenUsed="1"/>
     <w:lsdException w:name="Balloon Text" w:semiHidden="1" w:unhideWhenUsed="1"/>
     <w:lsdException w:name="Table Grid" w:uiPriority="39"/>
     <w:lsdException w:name="Table Theme" w:semiHidden="1" w:unhideWhenUsed="1"/>

--- a/Lab6.docx
+++ b/Lab6.docx
@@ -86,7 +86,14 @@
                 <w:b/>
                 <w:bCs/>
               </w:rPr>
-              <w:t>id:</w:t>
+              <w:t>I</w:t>
+            </w:r>
+            <w:r>
+              <w:rPr>
+                <w:b/>
+                <w:bCs/>
+              </w:rPr>
+              <w:t>d:</w:t>
             </w:r>
             <w:r>
               <w:t xml:space="preserve"> UC002</w:t>
@@ -419,8 +426,6 @@
                 <w:rFonts w:ascii="Times New Roman" w:eastAsia="Times New Roman" w:hAnsi="Times New Roman" w:cs="Times New Roman"/>
               </w:rPr>
             </w:pPr>
-            <w:bookmarkStart w:id="0" w:name="_GoBack"/>
-            <w:bookmarkEnd w:id="0"/>
           </w:p>
           <w:p>
             <w:pPr>
@@ -882,21 +887,87 @@
         </w:trPr>
         <w:tc>
           <w:tcPr>
-            <w:tcW w:w="4680" w:type="dxa"/>
-          </w:tcPr>
-          <w:p>
-            <w:r>
-              <w:t xml:space="preserve">Use Case ID: </w:t>
-            </w:r>
-          </w:p>
-        </w:tc>
-        <w:tc>
-          <w:tcPr>
-            <w:tcW w:w="4680" w:type="dxa"/>
-          </w:tcPr>
-          <w:p>
-            <w:r>
-              <w:t>Use Case Title:</w:t>
+            <w:tcW w:w="4675" w:type="dxa"/>
+          </w:tcPr>
+          <w:p>
+            <w:r>
+              <w:rPr>
+                <w:b/>
+                <w:bCs/>
+              </w:rPr>
+              <w:t xml:space="preserve">Use </w:t>
+            </w:r>
+            <w:r>
+              <w:rPr>
+                <w:b/>
+                <w:bCs/>
+              </w:rPr>
+              <w:t>c</w:t>
+            </w:r>
+            <w:r>
+              <w:rPr>
+                <w:b/>
+                <w:bCs/>
+              </w:rPr>
+              <w:t>ase ID:</w:t>
+            </w:r>
+            <w:r>
+              <w:t xml:space="preserve"> </w:t>
+            </w:r>
+            <w:r>
+              <w:t>UC003</w:t>
+            </w:r>
+          </w:p>
+        </w:tc>
+        <w:tc>
+          <w:tcPr>
+            <w:tcW w:w="4675" w:type="dxa"/>
+          </w:tcPr>
+          <w:p>
+            <w:r>
+              <w:rPr>
+                <w:b/>
+                <w:bCs/>
+              </w:rPr>
+              <w:t xml:space="preserve">Use </w:t>
+            </w:r>
+            <w:r>
+              <w:rPr>
+                <w:b/>
+                <w:bCs/>
+              </w:rPr>
+              <w:t>c</w:t>
+            </w:r>
+            <w:r>
+              <w:rPr>
+                <w:b/>
+                <w:bCs/>
+              </w:rPr>
+              <w:t xml:space="preserve">ase </w:t>
+            </w:r>
+            <w:r>
+              <w:rPr>
+                <w:b/>
+                <w:bCs/>
+              </w:rPr>
+              <w:t>t</w:t>
+            </w:r>
+            <w:r>
+              <w:rPr>
+                <w:b/>
+                <w:bCs/>
+              </w:rPr>
+              <w:t>itle:</w:t>
+            </w:r>
+            <w:r>
+              <w:rPr>
+                <w:b/>
+                <w:bCs/>
+              </w:rPr>
+              <w:t xml:space="preserve"> </w:t>
+            </w:r>
+            <w:r>
+              <w:t>buy item on auction</w:t>
             </w:r>
           </w:p>
         </w:tc>
@@ -907,12 +978,20 @@
         </w:trPr>
         <w:tc>
           <w:tcPr>
-            <w:tcW w:w="4680" w:type="dxa"/>
-          </w:tcPr>
-          <w:p>
-            <w:r>
-              <w:rPr>
-                <w:rFonts w:ascii="Times New Roman" w:eastAsia="Times New Roman" w:hAnsi="Times New Roman" w:cs="Times New Roman"/>
+            <w:tcW w:w="4675" w:type="dxa"/>
+          </w:tcPr>
+          <w:p>
+            <w:pPr>
+              <w:rPr>
+                <w:b/>
+                <w:bCs/>
+              </w:rPr>
+            </w:pPr>
+            <w:r>
+              <w:rPr>
+                <w:rFonts w:ascii="Times New Roman" w:eastAsia="Times New Roman" w:hAnsi="Times New Roman" w:cs="Times New Roman"/>
+                <w:b/>
+                <w:bCs/>
               </w:rPr>
               <w:t>Brief description</w:t>
             </w:r>
@@ -920,7 +999,309 @@
         </w:tc>
         <w:tc>
           <w:tcPr>
-            <w:tcW w:w="4680" w:type="dxa"/>
+            <w:tcW w:w="4675" w:type="dxa"/>
+          </w:tcPr>
+          <w:p>
+            <w:r>
+              <w:t>The client is buying an item on auction.</w:t>
+            </w:r>
+          </w:p>
+        </w:tc>
+      </w:tr>
+      <w:tr>
+        <w:trPr>
+          <w:trHeight w:val="300"/>
+        </w:trPr>
+        <w:tc>
+          <w:tcPr>
+            <w:tcW w:w="4675" w:type="dxa"/>
+          </w:tcPr>
+          <w:p>
+            <w:pPr>
+              <w:rPr>
+                <w:b/>
+                <w:bCs/>
+              </w:rPr>
+            </w:pPr>
+            <w:r>
+              <w:rPr>
+                <w:rFonts w:ascii="Times New Roman" w:eastAsia="Times New Roman" w:hAnsi="Times New Roman" w:cs="Times New Roman"/>
+                <w:b/>
+                <w:bCs/>
+              </w:rPr>
+              <w:t>Primary actors</w:t>
+            </w:r>
+          </w:p>
+        </w:tc>
+        <w:tc>
+          <w:tcPr>
+            <w:tcW w:w="4675" w:type="dxa"/>
+          </w:tcPr>
+          <w:p>
+            <w:r>
+              <w:t>Client</w:t>
+            </w:r>
+          </w:p>
+        </w:tc>
+      </w:tr>
+      <w:tr>
+        <w:trPr>
+          <w:trHeight w:val="300"/>
+        </w:trPr>
+        <w:tc>
+          <w:tcPr>
+            <w:tcW w:w="4675" w:type="dxa"/>
+          </w:tcPr>
+          <w:p>
+            <w:pPr>
+              <w:rPr>
+                <w:b/>
+                <w:bCs/>
+              </w:rPr>
+            </w:pPr>
+            <w:r>
+              <w:rPr>
+                <w:rFonts w:ascii="Times New Roman" w:eastAsia="Times New Roman" w:hAnsi="Times New Roman" w:cs="Times New Roman"/>
+                <w:b/>
+                <w:bCs/>
+              </w:rPr>
+              <w:t>Trigger</w:t>
+            </w:r>
+          </w:p>
+        </w:tc>
+        <w:tc>
+          <w:tcPr>
+            <w:tcW w:w="4675" w:type="dxa"/>
+          </w:tcPr>
+          <w:p>
+            <w:r>
+              <w:t>Client bids a price on the selected item</w:t>
+            </w:r>
+          </w:p>
+        </w:tc>
+      </w:tr>
+      <w:tr>
+        <w:trPr>
+          <w:trHeight w:val="300"/>
+        </w:trPr>
+        <w:tc>
+          <w:tcPr>
+            <w:tcW w:w="9350" w:type="dxa"/>
+            <w:gridSpan w:val="2"/>
+          </w:tcPr>
+          <w:p>
+            <w:pPr>
+              <w:rPr>
+                <w:rFonts w:ascii="Times New Roman" w:eastAsia="Times New Roman" w:hAnsi="Times New Roman" w:cs="Times New Roman"/>
+                <w:b/>
+                <w:bCs/>
+              </w:rPr>
+            </w:pPr>
+            <w:r>
+              <w:rPr>
+                <w:rFonts w:ascii="Times New Roman" w:eastAsia="Times New Roman" w:hAnsi="Times New Roman" w:cs="Times New Roman"/>
+                <w:b/>
+                <w:bCs/>
+              </w:rPr>
+              <w:t>Preconditions:</w:t>
+            </w:r>
+          </w:p>
+          <w:p>
+            <w:pPr>
+              <w:pStyle w:val="ListParagraph"/>
+              <w:numPr>
+                <w:ilvl w:val="0"/>
+                <w:numId w:val="2"/>
+              </w:numPr>
+            </w:pPr>
+            <w:r>
+              <w:t>Client must have an account.</w:t>
+            </w:r>
+          </w:p>
+          <w:p>
+            <w:pPr>
+              <w:pStyle w:val="ListParagraph"/>
+              <w:numPr>
+                <w:ilvl w:val="0"/>
+                <w:numId w:val="2"/>
+              </w:numPr>
+            </w:pPr>
+            <w:r>
+              <w:t>Client must be logged in</w:t>
+            </w:r>
+          </w:p>
+        </w:tc>
+      </w:tr>
+      <w:tr>
+        <w:trPr>
+          <w:trHeight w:val="998"/>
+        </w:trPr>
+        <w:tc>
+          <w:tcPr>
+            <w:tcW w:w="9350" w:type="dxa"/>
+            <w:gridSpan w:val="2"/>
+          </w:tcPr>
+          <w:p>
+            <w:pPr>
+              <w:rPr>
+                <w:rFonts w:ascii="Times New Roman" w:eastAsia="Times New Roman" w:hAnsi="Times New Roman" w:cs="Times New Roman"/>
+                <w:b/>
+                <w:bCs/>
+              </w:rPr>
+            </w:pPr>
+            <w:r>
+              <w:rPr>
+                <w:rFonts w:ascii="Times New Roman" w:eastAsia="Times New Roman" w:hAnsi="Times New Roman" w:cs="Times New Roman"/>
+                <w:b/>
+                <w:bCs/>
+              </w:rPr>
+              <w:t>Postconditions:</w:t>
+            </w:r>
+          </w:p>
+          <w:p>
+            <w:pPr>
+              <w:pStyle w:val="ListParagraph"/>
+              <w:numPr>
+                <w:ilvl w:val="0"/>
+                <w:numId w:val="3"/>
+              </w:numPr>
+            </w:pPr>
+            <w:r>
+              <w:t>Highest bidder wins.</w:t>
+            </w:r>
+          </w:p>
+          <w:p>
+            <w:pPr>
+              <w:pStyle w:val="ListParagraph"/>
+              <w:numPr>
+                <w:ilvl w:val="0"/>
+                <w:numId w:val="3"/>
+              </w:numPr>
+            </w:pPr>
+            <w:r>
+              <w:t>It</w:t>
+            </w:r>
+            <w:r>
+              <w:t>e</w:t>
+            </w:r>
+            <w:r>
+              <w:t>m is removed from th</w:t>
+            </w:r>
+            <w:r>
+              <w:t>e</w:t>
+            </w:r>
+            <w:r>
+              <w:t xml:space="preserve"> product c</w:t>
+            </w:r>
+            <w:r>
+              <w:t>a</w:t>
+            </w:r>
+            <w:r>
+              <w:t>talog</w:t>
+            </w:r>
+          </w:p>
+        </w:tc>
+      </w:tr>
+      <w:tr>
+        <w:trPr>
+          <w:trHeight w:val="300"/>
+        </w:trPr>
+        <w:tc>
+          <w:tcPr>
+            <w:tcW w:w="9350" w:type="dxa"/>
+            <w:gridSpan w:val="2"/>
+          </w:tcPr>
+          <w:p>
+            <w:pPr>
+              <w:rPr>
+                <w:b/>
+                <w:bCs/>
+              </w:rPr>
+            </w:pPr>
+            <w:r>
+              <w:rPr>
+                <w:rFonts w:ascii="Times New Roman" w:eastAsia="Times New Roman" w:hAnsi="Times New Roman" w:cs="Times New Roman"/>
+                <w:b/>
+                <w:bCs/>
+              </w:rPr>
+              <w:t>Main Success Scenario</w:t>
+            </w:r>
+          </w:p>
+        </w:tc>
+      </w:tr>
+      <w:tr>
+        <w:trPr>
+          <w:trHeight w:val="300"/>
+        </w:trPr>
+        <w:tc>
+          <w:tcPr>
+            <w:tcW w:w="4675" w:type="dxa"/>
+          </w:tcPr>
+          <w:p>
+            <w:pPr>
+              <w:rPr>
+                <w:b/>
+                <w:bCs/>
+              </w:rPr>
+            </w:pPr>
+            <w:r>
+              <w:rPr>
+                <w:rFonts w:ascii="Times New Roman" w:eastAsia="Times New Roman" w:hAnsi="Times New Roman" w:cs="Times New Roman"/>
+                <w:b/>
+                <w:bCs/>
+              </w:rPr>
+              <w:t>Actor Action</w:t>
+            </w:r>
+          </w:p>
+        </w:tc>
+        <w:tc>
+          <w:tcPr>
+            <w:tcW w:w="4675" w:type="dxa"/>
+          </w:tcPr>
+          <w:p>
+            <w:pPr>
+              <w:rPr>
+                <w:b/>
+                <w:bCs/>
+              </w:rPr>
+            </w:pPr>
+            <w:r>
+              <w:rPr>
+                <w:rFonts w:ascii="Times New Roman" w:eastAsia="Times New Roman" w:hAnsi="Times New Roman" w:cs="Times New Roman"/>
+                <w:b/>
+                <w:bCs/>
+              </w:rPr>
+              <w:t>System Response</w:t>
+            </w:r>
+          </w:p>
+        </w:tc>
+      </w:tr>
+      <w:tr>
+        <w:trPr>
+          <w:trHeight w:val="300"/>
+        </w:trPr>
+        <w:tc>
+          <w:tcPr>
+            <w:tcW w:w="4675" w:type="dxa"/>
+          </w:tcPr>
+          <w:p>
+            <w:r>
+              <w:t xml:space="preserve">1-Client selects </w:t>
+            </w:r>
+            <w:r>
+              <w:t>the</w:t>
+            </w:r>
+            <w:r>
+              <w:t xml:space="preserve"> item they</w:t>
+            </w:r>
+            <w:r>
+              <w:t xml:space="preserve"> want to buy.</w:t>
+            </w:r>
+          </w:p>
+        </w:tc>
+        <w:tc>
+          <w:tcPr>
+            <w:tcW w:w="4675" w:type="dxa"/>
           </w:tcPr>
           <w:p/>
         </w:tc>
@@ -931,23 +1312,53 @@
         </w:trPr>
         <w:tc>
           <w:tcPr>
-            <w:tcW w:w="4680" w:type="dxa"/>
-          </w:tcPr>
-          <w:p>
-            <w:r>
-              <w:rPr>
-                <w:rFonts w:ascii="Times New Roman" w:eastAsia="Times New Roman" w:hAnsi="Times New Roman" w:cs="Times New Roman"/>
-              </w:rPr>
-              <w:t>Primary actors</w:t>
-            </w:r>
-          </w:p>
-        </w:tc>
-        <w:tc>
-          <w:tcPr>
-            <w:tcW w:w="4680" w:type="dxa"/>
+            <w:tcW w:w="4675" w:type="dxa"/>
+          </w:tcPr>
+          <w:p>
+            <w:r>
+              <w:t>2. Client submits a higher biding price on the selected item.</w:t>
+            </w:r>
+          </w:p>
+        </w:tc>
+        <w:tc>
+          <w:tcPr>
+            <w:tcW w:w="4675" w:type="dxa"/>
+          </w:tcPr>
+          <w:p>
+            <w:r>
+              <w:t>3.System processes the price and checks the price.</w:t>
+            </w:r>
+          </w:p>
+        </w:tc>
+      </w:tr>
+      <w:tr>
+        <w:trPr>
+          <w:trHeight w:val="300"/>
+        </w:trPr>
+        <w:tc>
+          <w:tcPr>
+            <w:tcW w:w="4675" w:type="dxa"/>
           </w:tcPr>
           <w:p/>
         </w:tc>
+        <w:tc>
+          <w:tcPr>
+            <w:tcW w:w="4675" w:type="dxa"/>
+          </w:tcPr>
+          <w:p>
+            <w:r>
+              <w:t xml:space="preserve">4.The system compares the previous bid with the new bid price and see which is </w:t>
+            </w:r>
+            <w:proofErr w:type="gramStart"/>
+            <w:r>
+              <w:t>higher.(</w:t>
+            </w:r>
+            <w:proofErr w:type="gramEnd"/>
+            <w:r>
+              <w:t>alternative 4.a.)</w:t>
+            </w:r>
+          </w:p>
+        </w:tc>
       </w:tr>
       <w:tr>
         <w:trPr>
@@ -955,23 +1366,20 @@
         </w:trPr>
         <w:tc>
           <w:tcPr>
-            <w:tcW w:w="4680" w:type="dxa"/>
-          </w:tcPr>
-          <w:p>
-            <w:r>
-              <w:rPr>
-                <w:rFonts w:ascii="Times New Roman" w:eastAsia="Times New Roman" w:hAnsi="Times New Roman" w:cs="Times New Roman"/>
-              </w:rPr>
-              <w:t>Trigger</w:t>
-            </w:r>
-          </w:p>
-        </w:tc>
-        <w:tc>
-          <w:tcPr>
-            <w:tcW w:w="4680" w:type="dxa"/>
+            <w:tcW w:w="4675" w:type="dxa"/>
           </w:tcPr>
           <w:p/>
         </w:tc>
+        <w:tc>
+          <w:tcPr>
+            <w:tcW w:w="4675" w:type="dxa"/>
+          </w:tcPr>
+          <w:p>
+            <w:r>
+              <w:t>5.All bids done by the client will be recorded into their account.</w:t>
+            </w:r>
+          </w:p>
+        </w:tc>
       </w:tr>
       <w:tr>
         <w:trPr>
@@ -979,23 +1387,20 @@
         </w:trPr>
         <w:tc>
           <w:tcPr>
-            <w:tcW w:w="4680" w:type="dxa"/>
-          </w:tcPr>
-          <w:p>
-            <w:r>
-              <w:rPr>
-                <w:rFonts w:ascii="Times New Roman" w:eastAsia="Times New Roman" w:hAnsi="Times New Roman" w:cs="Times New Roman"/>
-              </w:rPr>
-              <w:t>Preconditions</w:t>
-            </w:r>
-          </w:p>
-        </w:tc>
-        <w:tc>
-          <w:tcPr>
-            <w:tcW w:w="4680" w:type="dxa"/>
+            <w:tcW w:w="4675" w:type="dxa"/>
           </w:tcPr>
           <w:p/>
         </w:tc>
+        <w:tc>
+          <w:tcPr>
+            <w:tcW w:w="4675" w:type="dxa"/>
+          </w:tcPr>
+          <w:p>
+            <w:r>
+              <w:t>6. The system will save the last bid as the winner when the auction time ends</w:t>
+            </w:r>
+          </w:p>
+        </w:tc>
       </w:tr>
       <w:tr>
         <w:trPr>
@@ -1003,23 +1408,25 @@
         </w:trPr>
         <w:tc>
           <w:tcPr>
-            <w:tcW w:w="4680" w:type="dxa"/>
-          </w:tcPr>
-          <w:p>
-            <w:r>
-              <w:rPr>
-                <w:rFonts w:ascii="Times New Roman" w:eastAsia="Times New Roman" w:hAnsi="Times New Roman" w:cs="Times New Roman"/>
-              </w:rPr>
-              <w:t>Postconditions</w:t>
-            </w:r>
-          </w:p>
-        </w:tc>
-        <w:tc>
-          <w:tcPr>
-            <w:tcW w:w="4680" w:type="dxa"/>
+            <w:tcW w:w="4675" w:type="dxa"/>
           </w:tcPr>
           <w:p/>
         </w:tc>
+        <w:tc>
+          <w:tcPr>
+            <w:tcW w:w="4675" w:type="dxa"/>
+          </w:tcPr>
+          <w:p>
+            <w:proofErr w:type="gramStart"/>
+            <w:r>
+              <w:t>7..The</w:t>
+            </w:r>
+            <w:proofErr w:type="gramEnd"/>
+            <w:r>
+              <w:t xml:space="preserve"> item is update as sold.</w:t>
+            </w:r>
+          </w:p>
+        </w:tc>
       </w:tr>
       <w:tr>
         <w:trPr>
@@ -1027,23 +1434,20 @@
         </w:trPr>
         <w:tc>
           <w:tcPr>
-            <w:tcW w:w="4680" w:type="dxa"/>
-          </w:tcPr>
-          <w:p>
-            <w:r>
-              <w:rPr>
-                <w:rFonts w:ascii="Times New Roman" w:eastAsia="Times New Roman" w:hAnsi="Times New Roman" w:cs="Times New Roman"/>
-              </w:rPr>
-              <w:t>Main Success Scenario</w:t>
-            </w:r>
-          </w:p>
-        </w:tc>
-        <w:tc>
-          <w:tcPr>
-            <w:tcW w:w="4680" w:type="dxa"/>
+            <w:tcW w:w="4675" w:type="dxa"/>
           </w:tcPr>
           <w:p/>
         </w:tc>
+        <w:tc>
+          <w:tcPr>
+            <w:tcW w:w="4675" w:type="dxa"/>
+          </w:tcPr>
+          <w:p>
+            <w:r>
+              <w:t>8. Item is removed from the product catalog.</w:t>
+            </w:r>
+          </w:p>
+        </w:tc>
       </w:tr>
       <w:tr>
         <w:trPr>
@@ -1051,27 +1455,17 @@
         </w:trPr>
         <w:tc>
           <w:tcPr>
-            <w:tcW w:w="4680" w:type="dxa"/>
-          </w:tcPr>
-          <w:p>
-            <w:r>
-              <w:rPr>
-                <w:rFonts w:ascii="Times New Roman" w:eastAsia="Times New Roman" w:hAnsi="Times New Roman" w:cs="Times New Roman"/>
-              </w:rPr>
-              <w:t>Actor Action</w:t>
-            </w:r>
-          </w:p>
-        </w:tc>
-        <w:tc>
-          <w:tcPr>
-            <w:tcW w:w="4680" w:type="dxa"/>
-          </w:tcPr>
-          <w:p>
-            <w:r>
-              <w:rPr>
-                <w:rFonts w:ascii="Times New Roman" w:eastAsia="Times New Roman" w:hAnsi="Times New Roman" w:cs="Times New Roman"/>
-              </w:rPr>
-              <w:t>System Response</w:t>
+            <w:tcW w:w="4675" w:type="dxa"/>
+          </w:tcPr>
+          <w:p/>
+        </w:tc>
+        <w:tc>
+          <w:tcPr>
+            <w:tcW w:w="4675" w:type="dxa"/>
+          </w:tcPr>
+          <w:p>
+            <w:r>
+              <w:t>9.Call Prepare invoice use case.</w:t>
             </w:r>
           </w:p>
         </w:tc>
@@ -1082,15 +1476,19 @@
         </w:trPr>
         <w:tc>
           <w:tcPr>
-            <w:tcW w:w="4680" w:type="dxa"/>
+            <w:tcW w:w="4675" w:type="dxa"/>
           </w:tcPr>
           <w:p/>
         </w:tc>
         <w:tc>
           <w:tcPr>
-            <w:tcW w:w="4680" w:type="dxa"/>
-          </w:tcPr>
-          <w:p/>
+            <w:tcW w:w="4675" w:type="dxa"/>
+          </w:tcPr>
+          <w:p>
+            <w:r>
+              <w:t>10.Call Penalty use case.</w:t>
+            </w:r>
+          </w:p>
         </w:tc>
       </w:tr>
       <w:tr>
@@ -1099,157 +1497,42 @@
         </w:trPr>
         <w:tc>
           <w:tcPr>
-            <w:tcW w:w="4680" w:type="dxa"/>
-          </w:tcPr>
-          <w:p/>
-        </w:tc>
-        <w:tc>
-          <w:tcPr>
-            <w:tcW w:w="4680" w:type="dxa"/>
-          </w:tcPr>
-          <w:p/>
-        </w:tc>
-      </w:tr>
-      <w:tr>
-        <w:trPr>
-          <w:trHeight w:val="300"/>
-        </w:trPr>
-        <w:tc>
-          <w:tcPr>
-            <w:tcW w:w="4680" w:type="dxa"/>
-          </w:tcPr>
-          <w:p/>
-        </w:tc>
-        <w:tc>
-          <w:tcPr>
-            <w:tcW w:w="4680" w:type="dxa"/>
-          </w:tcPr>
-          <w:p/>
-        </w:tc>
-      </w:tr>
-      <w:tr>
-        <w:trPr>
-          <w:trHeight w:val="300"/>
-        </w:trPr>
-        <w:tc>
-          <w:tcPr>
-            <w:tcW w:w="4680" w:type="dxa"/>
-          </w:tcPr>
-          <w:p/>
-        </w:tc>
-        <w:tc>
-          <w:tcPr>
-            <w:tcW w:w="4680" w:type="dxa"/>
-          </w:tcPr>
-          <w:p/>
-        </w:tc>
-      </w:tr>
-      <w:tr>
-        <w:trPr>
-          <w:trHeight w:val="300"/>
-        </w:trPr>
-        <w:tc>
-          <w:tcPr>
-            <w:tcW w:w="4680" w:type="dxa"/>
-          </w:tcPr>
-          <w:p/>
-        </w:tc>
-        <w:tc>
-          <w:tcPr>
-            <w:tcW w:w="4680" w:type="dxa"/>
-          </w:tcPr>
-          <w:p/>
-        </w:tc>
-      </w:tr>
-      <w:tr>
-        <w:trPr>
-          <w:trHeight w:val="300"/>
-        </w:trPr>
-        <w:tc>
-          <w:tcPr>
-            <w:tcW w:w="4680" w:type="dxa"/>
-          </w:tcPr>
-          <w:p/>
-        </w:tc>
-        <w:tc>
-          <w:tcPr>
-            <w:tcW w:w="4680" w:type="dxa"/>
-          </w:tcPr>
-          <w:p/>
-        </w:tc>
-      </w:tr>
-      <w:tr>
-        <w:trPr>
-          <w:trHeight w:val="300"/>
-        </w:trPr>
-        <w:tc>
-          <w:tcPr>
-            <w:tcW w:w="4680" w:type="dxa"/>
-          </w:tcPr>
-          <w:p/>
-        </w:tc>
-        <w:tc>
-          <w:tcPr>
-            <w:tcW w:w="4680" w:type="dxa"/>
-          </w:tcPr>
-          <w:p/>
-        </w:tc>
-      </w:tr>
-      <w:tr>
-        <w:trPr>
-          <w:trHeight w:val="300"/>
-        </w:trPr>
-        <w:tc>
-          <w:tcPr>
-            <w:tcW w:w="4680" w:type="dxa"/>
-          </w:tcPr>
-          <w:p/>
-        </w:tc>
-        <w:tc>
-          <w:tcPr>
-            <w:tcW w:w="4680" w:type="dxa"/>
-          </w:tcPr>
-          <w:p/>
-        </w:tc>
-      </w:tr>
-      <w:tr>
-        <w:trPr>
-          <w:trHeight w:val="300"/>
-        </w:trPr>
-        <w:tc>
-          <w:tcPr>
-            <w:tcW w:w="4680" w:type="dxa"/>
-          </w:tcPr>
-          <w:p/>
-        </w:tc>
-        <w:tc>
-          <w:tcPr>
-            <w:tcW w:w="4680" w:type="dxa"/>
-          </w:tcPr>
-          <w:p/>
-        </w:tc>
-      </w:tr>
-      <w:tr>
-        <w:trPr>
-          <w:trHeight w:val="300"/>
-        </w:trPr>
-        <w:tc>
-          <w:tcPr>
-            <w:tcW w:w="4680" w:type="dxa"/>
-          </w:tcPr>
-          <w:p>
-            <w:r>
-              <w:rPr>
-                <w:rFonts w:ascii="Times New Roman" w:eastAsia="Times New Roman" w:hAnsi="Times New Roman" w:cs="Times New Roman"/>
+            <w:tcW w:w="9350" w:type="dxa"/>
+            <w:gridSpan w:val="2"/>
+          </w:tcPr>
+          <w:p>
+            <w:pPr>
+              <w:rPr>
+                <w:rFonts w:ascii="Times New Roman" w:eastAsia="Times New Roman" w:hAnsi="Times New Roman" w:cs="Times New Roman"/>
+                <w:b/>
+                <w:bCs/>
+              </w:rPr>
+            </w:pPr>
+            <w:r>
+              <w:rPr>
+                <w:rFonts w:ascii="Times New Roman" w:eastAsia="Times New Roman" w:hAnsi="Times New Roman" w:cs="Times New Roman"/>
+                <w:b/>
+                <w:bCs/>
               </w:rPr>
               <w:t>Alternative flows:</w:t>
             </w:r>
           </w:p>
-        </w:tc>
-        <w:tc>
-          <w:tcPr>
-            <w:tcW w:w="4680" w:type="dxa"/>
-          </w:tcPr>
+          <w:p>
+            <w:r>
+              <w:t xml:space="preserve">     </w:t>
+            </w:r>
+            <w:r>
+              <w:t>4.</w:t>
+            </w:r>
+            <w:r>
+              <w:t>a</w:t>
+            </w:r>
+            <w:bookmarkStart w:id="0" w:name="_GoBack"/>
+            <w:bookmarkEnd w:id="0"/>
+            <w:r>
+              <w:t>. If the price is lower than the last bidding price, alert the client.</w:t>
+            </w:r>
+          </w:p>
           <w:p/>
         </w:tc>
       </w:tr>
@@ -1353,8 +1636,192 @@
       </w:pPr>
     </w:lvl>
   </w:abstractNum>
+  <w:abstractNum w:abstractNumId="1" w15:restartNumberingAfterBreak="0">
+    <w:nsid w:val="702C0B90"/>
+    <w:multiLevelType w:val="hybridMultilevel"/>
+    <w:tmpl w:val="BF84CE88"/>
+    <w:lvl w:ilvl="0" w:tplc="DE58531C">
+      <w:start w:val="1"/>
+      <w:numFmt w:val="decimal"/>
+      <w:lvlText w:val="%1-"/>
+      <w:lvlJc w:val="left"/>
+      <w:pPr>
+        <w:ind w:left="720" w:hanging="360"/>
+      </w:pPr>
+      <w:rPr>
+        <w:rFonts w:hint="default"/>
+      </w:rPr>
+    </w:lvl>
+    <w:lvl w:ilvl="1" w:tplc="04090019" w:tentative="1">
+      <w:start w:val="1"/>
+      <w:numFmt w:val="lowerLetter"/>
+      <w:lvlText w:val="%2."/>
+      <w:lvlJc w:val="left"/>
+      <w:pPr>
+        <w:ind w:left="1440" w:hanging="360"/>
+      </w:pPr>
+    </w:lvl>
+    <w:lvl w:ilvl="2" w:tplc="0409001B" w:tentative="1">
+      <w:start w:val="1"/>
+      <w:numFmt w:val="lowerRoman"/>
+      <w:lvlText w:val="%3."/>
+      <w:lvlJc w:val="right"/>
+      <w:pPr>
+        <w:ind w:left="2160" w:hanging="180"/>
+      </w:pPr>
+    </w:lvl>
+    <w:lvl w:ilvl="3" w:tplc="0409000F" w:tentative="1">
+      <w:start w:val="1"/>
+      <w:numFmt w:val="decimal"/>
+      <w:lvlText w:val="%4."/>
+      <w:lvlJc w:val="left"/>
+      <w:pPr>
+        <w:ind w:left="2880" w:hanging="360"/>
+      </w:pPr>
+    </w:lvl>
+    <w:lvl w:ilvl="4" w:tplc="04090019" w:tentative="1">
+      <w:start w:val="1"/>
+      <w:numFmt w:val="lowerLetter"/>
+      <w:lvlText w:val="%5."/>
+      <w:lvlJc w:val="left"/>
+      <w:pPr>
+        <w:ind w:left="3600" w:hanging="360"/>
+      </w:pPr>
+    </w:lvl>
+    <w:lvl w:ilvl="5" w:tplc="0409001B" w:tentative="1">
+      <w:start w:val="1"/>
+      <w:numFmt w:val="lowerRoman"/>
+      <w:lvlText w:val="%6."/>
+      <w:lvlJc w:val="right"/>
+      <w:pPr>
+        <w:ind w:left="4320" w:hanging="180"/>
+      </w:pPr>
+    </w:lvl>
+    <w:lvl w:ilvl="6" w:tplc="0409000F" w:tentative="1">
+      <w:start w:val="1"/>
+      <w:numFmt w:val="decimal"/>
+      <w:lvlText w:val="%7."/>
+      <w:lvlJc w:val="left"/>
+      <w:pPr>
+        <w:ind w:left="5040" w:hanging="360"/>
+      </w:pPr>
+    </w:lvl>
+    <w:lvl w:ilvl="7" w:tplc="04090019" w:tentative="1">
+      <w:start w:val="1"/>
+      <w:numFmt w:val="lowerLetter"/>
+      <w:lvlText w:val="%8."/>
+      <w:lvlJc w:val="left"/>
+      <w:pPr>
+        <w:ind w:left="5760" w:hanging="360"/>
+      </w:pPr>
+    </w:lvl>
+    <w:lvl w:ilvl="8" w:tplc="0409001B" w:tentative="1">
+      <w:start w:val="1"/>
+      <w:numFmt w:val="lowerRoman"/>
+      <w:lvlText w:val="%9."/>
+      <w:lvlJc w:val="right"/>
+      <w:pPr>
+        <w:ind w:left="6480" w:hanging="180"/>
+      </w:pPr>
+    </w:lvl>
+  </w:abstractNum>
+  <w:abstractNum w:abstractNumId="2" w15:restartNumberingAfterBreak="0">
+    <w:nsid w:val="782025F4"/>
+    <w:multiLevelType w:val="hybridMultilevel"/>
+    <w:tmpl w:val="6CCEB738"/>
+    <w:lvl w:ilvl="0" w:tplc="6F462F34">
+      <w:start w:val="1"/>
+      <w:numFmt w:val="decimal"/>
+      <w:lvlText w:val="%1-"/>
+      <w:lvlJc w:val="left"/>
+      <w:pPr>
+        <w:ind w:left="720" w:hanging="360"/>
+      </w:pPr>
+      <w:rPr>
+        <w:rFonts w:hint="default"/>
+      </w:rPr>
+    </w:lvl>
+    <w:lvl w:ilvl="1" w:tplc="04090019" w:tentative="1">
+      <w:start w:val="1"/>
+      <w:numFmt w:val="lowerLetter"/>
+      <w:lvlText w:val="%2."/>
+      <w:lvlJc w:val="left"/>
+      <w:pPr>
+        <w:ind w:left="1440" w:hanging="360"/>
+      </w:pPr>
+    </w:lvl>
+    <w:lvl w:ilvl="2" w:tplc="0409001B" w:tentative="1">
+      <w:start w:val="1"/>
+      <w:numFmt w:val="lowerRoman"/>
+      <w:lvlText w:val="%3."/>
+      <w:lvlJc w:val="right"/>
+      <w:pPr>
+        <w:ind w:left="2160" w:hanging="180"/>
+      </w:pPr>
+    </w:lvl>
+    <w:lvl w:ilvl="3" w:tplc="0409000F" w:tentative="1">
+      <w:start w:val="1"/>
+      <w:numFmt w:val="decimal"/>
+      <w:lvlText w:val="%4."/>
+      <w:lvlJc w:val="left"/>
+      <w:pPr>
+        <w:ind w:left="2880" w:hanging="360"/>
+      </w:pPr>
+    </w:lvl>
+    <w:lvl w:ilvl="4" w:tplc="04090019" w:tentative="1">
+      <w:start w:val="1"/>
+      <w:numFmt w:val="lowerLetter"/>
+      <w:lvlText w:val="%5."/>
+      <w:lvlJc w:val="left"/>
+      <w:pPr>
+        <w:ind w:left="3600" w:hanging="360"/>
+      </w:pPr>
+    </w:lvl>
+    <w:lvl w:ilvl="5" w:tplc="0409001B" w:tentative="1">
+      <w:start w:val="1"/>
+      <w:numFmt w:val="lowerRoman"/>
+      <w:lvlText w:val="%6."/>
+      <w:lvlJc w:val="right"/>
+      <w:pPr>
+        <w:ind w:left="4320" w:hanging="180"/>
+      </w:pPr>
+    </w:lvl>
+    <w:lvl w:ilvl="6" w:tplc="0409000F" w:tentative="1">
+      <w:start w:val="1"/>
+      <w:numFmt w:val="decimal"/>
+      <w:lvlText w:val="%7."/>
+      <w:lvlJc w:val="left"/>
+      <w:pPr>
+        <w:ind w:left="5040" w:hanging="360"/>
+      </w:pPr>
+    </w:lvl>
+    <w:lvl w:ilvl="7" w:tplc="04090019" w:tentative="1">
+      <w:start w:val="1"/>
+      <w:numFmt w:val="lowerLetter"/>
+      <w:lvlText w:val="%8."/>
+      <w:lvlJc w:val="left"/>
+      <w:pPr>
+        <w:ind w:left="5760" w:hanging="360"/>
+      </w:pPr>
+    </w:lvl>
+    <w:lvl w:ilvl="8" w:tplc="0409001B" w:tentative="1">
+      <w:start w:val="1"/>
+      <w:numFmt w:val="lowerRoman"/>
+      <w:lvlText w:val="%9."/>
+      <w:lvlJc w:val="right"/>
+      <w:pPr>
+        <w:ind w:left="6480" w:hanging="180"/>
+      </w:pPr>
+    </w:lvl>
+  </w:abstractNum>
   <w:num w:numId="1">
     <w:abstractNumId w:val="0"/>
+  </w:num>
+  <w:num w:numId="2">
+    <w:abstractNumId w:val="2"/>
+  </w:num>
+  <w:num w:numId="3">
+    <w:abstractNumId w:val="1"/>
   </w:num>
 </w:numbering>
 </file>

--- a/Lab6.docx
+++ b/Lab6.docx
@@ -524,13 +524,9 @@
             <w:tcW w:w="4588" w:type="dxa"/>
           </w:tcPr>
           <w:p>
-            <w:pPr>
-              <w:pStyle w:val="ListParagraph"/>
-              <w:numPr>
-                <w:ilvl w:val="0"/>
-                <w:numId w:val="1"/>
-              </w:numPr>
-            </w:pPr>
+            <w:r>
+              <w:t>1-</w:t>
+            </w:r>
             <w:r>
               <w:t>The client chooses the type.</w:t>
             </w:r>
@@ -540,7 +536,14 @@
           <w:tcPr>
             <w:tcW w:w="4875" w:type="dxa"/>
           </w:tcPr>
-          <w:p/>
+          <w:p>
+            <w:r>
+              <w:t>2-</w:t>
+            </w:r>
+            <w:r>
+              <w:t>The system shows the category</w:t>
+            </w:r>
+          </w:p>
         </w:tc>
       </w:tr>
       <w:tr>
@@ -553,7 +556,14 @@
           <w:tcPr>
             <w:tcW w:w="4588" w:type="dxa"/>
           </w:tcPr>
-          <w:p/>
+          <w:p>
+            <w:r>
+              <w:t>3-</w:t>
+            </w:r>
+            <w:r>
+              <w:t>The client chooses a category.</w:t>
+            </w:r>
+          </w:p>
         </w:tc>
         <w:tc>
           <w:tcPr>
@@ -562,13 +572,9 @@
           <w:p>
             <w:pPr>
               <w:pStyle w:val="ListParagraph"/>
-              <w:numPr>
-                <w:ilvl w:val="0"/>
-                <w:numId w:val="1"/>
-              </w:numPr>
-            </w:pPr>
-            <w:r>
-              <w:t>The system shows the category.</w:t>
+            </w:pPr>
+            <w:r>
+              <w:t>.</w:t>
             </w:r>
           </w:p>
           <w:p>
@@ -589,15 +595,17 @@
             <w:tcW w:w="4588" w:type="dxa"/>
           </w:tcPr>
           <w:p>
-            <w:pPr>
-              <w:pStyle w:val="ListParagraph"/>
-              <w:numPr>
-                <w:ilvl w:val="0"/>
-                <w:numId w:val="1"/>
-              </w:numPr>
-            </w:pPr>
-            <w:r>
-              <w:t>The client chooses a category.</w:t>
+            <w:r>
+              <w:rPr>
+                <w:rFonts w:ascii="Times New Roman" w:eastAsia="Times New Roman" w:hAnsi="Times New Roman" w:cs="Times New Roman"/>
+              </w:rPr>
+              <w:t>4-</w:t>
+            </w:r>
+            <w:r>
+              <w:rPr>
+                <w:rFonts w:ascii="Times New Roman" w:eastAsia="Times New Roman" w:hAnsi="Times New Roman" w:cs="Times New Roman"/>
+              </w:rPr>
+              <w:t>The client provides the model, make, capacity, and color of the item.</w:t>
             </w:r>
           </w:p>
         </w:tc>
@@ -605,7 +613,14 @@
           <w:tcPr>
             <w:tcW w:w="4875" w:type="dxa"/>
           </w:tcPr>
-          <w:p/>
+          <w:p>
+            <w:r>
+              <w:t>5-</w:t>
+            </w:r>
+            <w:r>
+              <w:t>The system accepts the data provided by the client.</w:t>
+            </w:r>
+          </w:p>
         </w:tc>
       </w:tr>
       <w:tr>
@@ -620,44 +635,26 @@
           </w:tcPr>
           <w:p>
             <w:pPr>
+              <w:rPr>
+                <w:rFonts w:ascii="Times New Roman" w:eastAsia="Times New Roman" w:hAnsi="Times New Roman" w:cs="Times New Roman"/>
+              </w:rPr>
+            </w:pPr>
+            <w:r>
+              <w:t>6-</w:t>
+            </w:r>
+            <w:r>
+              <w:t>The client chooses to sell using a fixed price or on auction.</w:t>
+            </w:r>
+          </w:p>
+        </w:tc>
+        <w:tc>
+          <w:tcPr>
+            <w:tcW w:w="4875" w:type="dxa"/>
+          </w:tcPr>
+          <w:p>
+            <w:pPr>
               <w:pStyle w:val="ListParagraph"/>
-              <w:numPr>
-                <w:ilvl w:val="0"/>
-                <w:numId w:val="1"/>
-              </w:numPr>
-              <w:rPr>
-                <w:rFonts w:ascii="Times New Roman" w:eastAsia="Times New Roman" w:hAnsi="Times New Roman" w:cs="Times New Roman"/>
-              </w:rPr>
-            </w:pPr>
-            <w:r>
-              <w:rPr>
-                <w:rFonts w:ascii="Times New Roman" w:eastAsia="Times New Roman" w:hAnsi="Times New Roman" w:cs="Times New Roman"/>
-              </w:rPr>
-              <w:t xml:space="preserve"> </w:t>
-            </w:r>
-            <w:r>
-              <w:rPr>
-                <w:rFonts w:ascii="Times New Roman" w:eastAsia="Times New Roman" w:hAnsi="Times New Roman" w:cs="Times New Roman"/>
-              </w:rPr>
-              <w:t>The client provides the model, make, capacity, and color of the item.</w:t>
-            </w:r>
-          </w:p>
-        </w:tc>
-        <w:tc>
-          <w:tcPr>
-            <w:tcW w:w="4875" w:type="dxa"/>
-          </w:tcPr>
-          <w:p>
-            <w:pPr>
-              <w:pStyle w:val="ListParagraph"/>
-              <w:numPr>
-                <w:ilvl w:val="0"/>
-                <w:numId w:val="1"/>
-              </w:numPr>
-            </w:pPr>
-            <w:r>
-              <w:t>The system accepts the data provided by the client.</w:t>
-            </w:r>
+            </w:pPr>
           </w:p>
         </w:tc>
       </w:tr>
@@ -672,15 +669,20 @@
             <w:tcW w:w="4588" w:type="dxa"/>
           </w:tcPr>
           <w:p>
-            <w:pPr>
-              <w:pStyle w:val="ListParagraph"/>
-              <w:numPr>
-                <w:ilvl w:val="0"/>
-                <w:numId w:val="1"/>
-              </w:numPr>
-            </w:pPr>
-            <w:r>
-              <w:t>The client chooses to sell using a fixed price or on auction.</w:t>
+            <w:r>
+              <w:t>7-</w:t>
+            </w:r>
+            <w:r>
+              <w:t xml:space="preserve">The client provides the </w:t>
+            </w:r>
+            <w:r>
+              <w:t xml:space="preserve">required </w:t>
+            </w:r>
+            <w:r>
+              <w:t xml:space="preserve">price </w:t>
+            </w:r>
+            <w:r>
+              <w:t>information.</w:t>
             </w:r>
           </w:p>
         </w:tc>
@@ -689,15 +691,11 @@
             <w:tcW w:w="4875" w:type="dxa"/>
           </w:tcPr>
           <w:p>
-            <w:pPr>
-              <w:pStyle w:val="ListParagraph"/>
-              <w:numPr>
-                <w:ilvl w:val="0"/>
-                <w:numId w:val="1"/>
-              </w:numPr>
-            </w:pPr>
-            <w:r>
-              <w:t>The system processes the payment (auction) (see alternative 6.a).</w:t>
+            <w:r>
+              <w:t>8-</w:t>
+            </w:r>
+            <w:r>
+              <w:t>The system assigns an ID to the item and records it.</w:t>
             </w:r>
           </w:p>
         </w:tc>
@@ -712,33 +710,24 @@
           <w:tcPr>
             <w:tcW w:w="4588" w:type="dxa"/>
           </w:tcPr>
-          <w:p>
-            <w:pPr>
-              <w:pStyle w:val="ListParagraph"/>
-              <w:numPr>
-                <w:ilvl w:val="0"/>
-                <w:numId w:val="1"/>
-              </w:numPr>
-            </w:pPr>
-            <w:r>
-              <w:t>The client provides the time and price of the item.</w:t>
-            </w:r>
-          </w:p>
+          <w:p/>
         </w:tc>
         <w:tc>
           <w:tcPr>
             <w:tcW w:w="4875" w:type="dxa"/>
           </w:tcPr>
           <w:p>
-            <w:pPr>
-              <w:pStyle w:val="ListParagraph"/>
-              <w:numPr>
-                <w:ilvl w:val="0"/>
-                <w:numId w:val="1"/>
-              </w:numPr>
-            </w:pPr>
-            <w:r>
-              <w:t>The system assigns an ID to the item and records it.</w:t>
+            <w:r>
+              <w:t>9-</w:t>
+            </w:r>
+            <w:r>
+              <w:t>The system attaches the ite</w:t>
+            </w:r>
+            <w:r>
+              <w:t>m i</w:t>
+            </w:r>
+            <w:r>
+              <w:t>nformation to the client for registration.</w:t>
             </w:r>
           </w:p>
         </w:tc>
@@ -760,45 +749,8 @@
             <w:tcW w:w="4875" w:type="dxa"/>
           </w:tcPr>
           <w:p>
-            <w:pPr>
-              <w:pStyle w:val="ListParagraph"/>
-              <w:numPr>
-                <w:ilvl w:val="0"/>
-                <w:numId w:val="1"/>
-              </w:numPr>
-            </w:pPr>
-            <w:r>
-              <w:t>The system attaches the item information to the client for registration.</w:t>
-            </w:r>
-          </w:p>
-        </w:tc>
-      </w:tr>
-      <w:tr>
-        <w:trPr>
-          <w:gridAfter w:val="1"/>
-          <w:wAfter w:w="10" w:type="dxa"/>
-          <w:trHeight w:val="720"/>
-        </w:trPr>
-        <w:tc>
-          <w:tcPr>
-            <w:tcW w:w="4588" w:type="dxa"/>
-          </w:tcPr>
-          <w:p/>
-        </w:tc>
-        <w:tc>
-          <w:tcPr>
-            <w:tcW w:w="4875" w:type="dxa"/>
-          </w:tcPr>
-          <w:p>
-            <w:pPr>
-              <w:pStyle w:val="ListParagraph"/>
-              <w:numPr>
-                <w:ilvl w:val="0"/>
-                <w:numId w:val="1"/>
-              </w:numPr>
-            </w:pPr>
-            <w:r>
-              <w:t>Include create catalog use case</w:t>
+            <w:r>
+              <w:t>10-The system calls UC005-create catalog entry</w:t>
             </w:r>
           </w:p>
         </w:tc>
@@ -834,8 +786,6 @@
           <w:p>
             <w:pPr>
               <w:rPr>
-                <w:b/>
-                <w:bCs/>
                 <w:sz w:val="28"/>
                 <w:szCs w:val="28"/>
               </w:rPr>
@@ -845,21 +795,121 @@
                 <w:sz w:val="28"/>
                 <w:szCs w:val="28"/>
               </w:rPr>
-              <w:t>6.a if the sale is fixed pricing, the cli</w:t>
-            </w:r>
+              <w:t>6.</w:t>
+            </w:r>
+            <w:proofErr w:type="spellStart"/>
             <w:r>
               <w:rPr>
                 <w:sz w:val="28"/>
                 <w:szCs w:val="28"/>
               </w:rPr>
-              <w:t>e</w:t>
-            </w:r>
+              <w:t>a</w:t>
+            </w:r>
+            <w:proofErr w:type="spellEnd"/>
             <w:r>
               <w:rPr>
                 <w:sz w:val="28"/>
                 <w:szCs w:val="28"/>
               </w:rPr>
-              <w:t>nt provides the price of the item.</w:t>
+              <w:t xml:space="preserve"> if </w:t>
+            </w:r>
+            <w:proofErr w:type="gramStart"/>
+            <w:r>
+              <w:rPr>
+                <w:sz w:val="28"/>
+                <w:szCs w:val="28"/>
+              </w:rPr>
+              <w:t xml:space="preserve">the </w:t>
+            </w:r>
+            <w:r>
+              <w:rPr>
+                <w:sz w:val="28"/>
+                <w:szCs w:val="28"/>
+              </w:rPr>
+              <w:t xml:space="preserve"> client</w:t>
+            </w:r>
+            <w:proofErr w:type="gramEnd"/>
+            <w:r>
+              <w:rPr>
+                <w:sz w:val="28"/>
+                <w:szCs w:val="28"/>
+              </w:rPr>
+              <w:t xml:space="preserve"> chooses</w:t>
+            </w:r>
+            <w:r>
+              <w:rPr>
+                <w:sz w:val="28"/>
+                <w:szCs w:val="28"/>
+              </w:rPr>
+              <w:t xml:space="preserve"> fixed pric</w:t>
+            </w:r>
+            <w:r>
+              <w:rPr>
+                <w:sz w:val="28"/>
+                <w:szCs w:val="28"/>
+              </w:rPr>
+              <w:t>e sale</w:t>
+            </w:r>
+            <w:r>
+              <w:rPr>
+                <w:sz w:val="28"/>
+                <w:szCs w:val="28"/>
+              </w:rPr>
+              <w:t>,</w:t>
+            </w:r>
+            <w:r>
+              <w:rPr>
+                <w:sz w:val="28"/>
+                <w:szCs w:val="28"/>
+              </w:rPr>
+              <w:t xml:space="preserve"> </w:t>
+            </w:r>
+            <w:bookmarkStart w:id="0" w:name="_GoBack"/>
+            <w:bookmarkEnd w:id="0"/>
+            <w:r>
+              <w:rPr>
+                <w:sz w:val="28"/>
+                <w:szCs w:val="28"/>
+              </w:rPr>
+              <w:t>the system records the item as a fixed price sale.</w:t>
+            </w:r>
+          </w:p>
+          <w:p>
+            <w:pPr>
+              <w:rPr>
+                <w:sz w:val="28"/>
+                <w:szCs w:val="28"/>
+              </w:rPr>
+            </w:pPr>
+            <w:r>
+              <w:rPr>
+                <w:sz w:val="28"/>
+                <w:szCs w:val="28"/>
+              </w:rPr>
+              <w:t xml:space="preserve">6.b. if the client chooses an </w:t>
+            </w:r>
+            <w:proofErr w:type="gramStart"/>
+            <w:r>
+              <w:rPr>
+                <w:sz w:val="28"/>
+                <w:szCs w:val="28"/>
+              </w:rPr>
+              <w:t>auction ,</w:t>
+            </w:r>
+            <w:proofErr w:type="gramEnd"/>
+            <w:r>
+              <w:rPr>
+                <w:sz w:val="28"/>
+                <w:szCs w:val="28"/>
+              </w:rPr>
+              <w:t xml:space="preserve"> the system records the item as an auction and requir</w:t>
+            </w:r>
+            <w:r>
+              <w:rPr>
+                <w:sz w:val="28"/>
+                <w:szCs w:val="28"/>
+              </w:rPr>
+              <w:t>es a starting price and auction end time.</w:t>
             </w:r>
           </w:p>
         </w:tc>
@@ -1527,8 +1577,6 @@
             <w:r>
               <w:t>a</w:t>
             </w:r>
-            <w:bookmarkStart w:id="0" w:name="_GoBack"/>
-            <w:bookmarkEnd w:id="0"/>
             <w:r>
               <w:t>. If the price is lower than the last bidding price, alert the client.</w:t>
             </w:r>

--- a/Lab6.docx
+++ b/Lab6.docx
@@ -864,8 +864,6 @@
               </w:rPr>
               <w:t xml:space="preserve"> </w:t>
             </w:r>
-            <w:bookmarkStart w:id="0" w:name="_GoBack"/>
-            <w:bookmarkEnd w:id="0"/>
             <w:r>
               <w:rPr>
                 <w:sz w:val="28"/>
@@ -924,6 +922,8 @@
     <w:tbl>
       <w:tblPr>
         <w:tblStyle w:val="TableGrid"/>
+        <w:tblpPr w:leftFromText="180" w:rightFromText="180" w:vertAnchor="text" w:tblpY="1"/>
+        <w:tblOverlap w:val="never"/>
         <w:tblW w:w="0" w:type="auto"/>
         <w:tblLook w:val="06A0" w:firstRow="1" w:lastRow="0" w:firstColumn="1" w:lastColumn="0" w:noHBand="1" w:noVBand="1"/>
       </w:tblPr>
@@ -1180,6 +1180,18 @@
               <w:t>Client must be logged in</w:t>
             </w:r>
           </w:p>
+          <w:p>
+            <w:pPr>
+              <w:pStyle w:val="ListParagraph"/>
+              <w:numPr>
+                <w:ilvl w:val="0"/>
+                <w:numId w:val="2"/>
+              </w:numPr>
+            </w:pPr>
+            <w:r>
+              <w:t>Selected item must be available for auction.</w:t>
+            </w:r>
+          </w:p>
         </w:tc>
       </w:tr>
       <w:tr>
@@ -1217,7 +1229,10 @@
               </w:numPr>
             </w:pPr>
             <w:r>
-              <w:t>Highest bidder wins.</w:t>
+              <w:t>Highest bidder wins</w:t>
+            </w:r>
+            <w:r>
+              <w:t xml:space="preserve"> the auction.</w:t>
             </w:r>
           </w:p>
           <w:p>
@@ -1229,6 +1244,18 @@
               </w:numPr>
             </w:pPr>
             <w:r>
+              <w:t>Item is remarked as sold</w:t>
+            </w:r>
+          </w:p>
+          <w:p>
+            <w:pPr>
+              <w:pStyle w:val="ListParagraph"/>
+              <w:numPr>
+                <w:ilvl w:val="0"/>
+                <w:numId w:val="3"/>
+              </w:numPr>
+            </w:pPr>
+            <w:r>
               <w:t>It</w:t>
             </w:r>
             <w:r>
@@ -1353,8 +1380,78 @@
           <w:tcPr>
             <w:tcW w:w="4675" w:type="dxa"/>
           </w:tcPr>
+          <w:p>
+            <w:r>
+              <w:t>2- System display the item and the current auction information.</w:t>
+            </w:r>
+          </w:p>
+        </w:tc>
+      </w:tr>
+      <w:tr>
+        <w:trPr>
+          <w:trHeight w:val="300"/>
+        </w:trPr>
+        <w:tc>
+          <w:tcPr>
+            <w:tcW w:w="4675" w:type="dxa"/>
+          </w:tcPr>
+          <w:p>
+            <w:r>
+              <w:t>3</w:t>
+            </w:r>
+            <w:r>
+              <w:t>. Client submits a higher biding price on the selected item.</w:t>
+            </w:r>
+          </w:p>
+        </w:tc>
+        <w:tc>
+          <w:tcPr>
+            <w:tcW w:w="4675" w:type="dxa"/>
+          </w:tcPr>
+          <w:p>
+            <w:r>
+              <w:t>4</w:t>
+            </w:r>
+            <w:r>
+              <w:t xml:space="preserve">.System </w:t>
+            </w:r>
+            <w:r>
+              <w:t xml:space="preserve">checks and accept </w:t>
+            </w:r>
+            <w:r>
+              <w:t xml:space="preserve">the </w:t>
+            </w:r>
+            <w:r>
+              <w:t>bid.</w:t>
+            </w:r>
+          </w:p>
+        </w:tc>
+      </w:tr>
+      <w:tr>
+        <w:trPr>
+          <w:trHeight w:val="300"/>
+        </w:trPr>
+        <w:tc>
+          <w:tcPr>
+            <w:tcW w:w="4675" w:type="dxa"/>
+          </w:tcPr>
           <w:p/>
         </w:tc>
+        <w:tc>
+          <w:tcPr>
+            <w:tcW w:w="4675" w:type="dxa"/>
+          </w:tcPr>
+          <w:p>
+            <w:r>
+              <w:t xml:space="preserve">5-The system records the bid in the clients </w:t>
+            </w:r>
+            <w:proofErr w:type="gramStart"/>
+            <w:r>
+              <w:t>account .</w:t>
+            </w:r>
+            <w:proofErr w:type="gramEnd"/>
+          </w:p>
+        </w:tc>
       </w:tr>
       <w:tr>
         <w:trPr>
@@ -1364,11 +1461,7 @@
           <w:tcPr>
             <w:tcW w:w="4675" w:type="dxa"/>
           </w:tcPr>
-          <w:p>
-            <w:r>
-              <w:t>2. Client submits a higher biding price on the selected item.</w:t>
-            </w:r>
-          </w:p>
+          <w:p/>
         </w:tc>
         <w:tc>
           <w:tcPr>
@@ -1376,7 +1469,16 @@
           </w:tcPr>
           <w:p>
             <w:r>
-              <w:t>3.System processes the price and checks the price.</w:t>
+              <w:t>6</w:t>
+            </w:r>
+            <w:r>
+              <w:t>.</w:t>
+            </w:r>
+            <w:r>
+              <w:t xml:space="preserve">The system keeps the highest bid until the </w:t>
+            </w:r>
+            <w:r>
+              <w:t>auction time ends.</w:t>
             </w:r>
           </w:p>
         </w:tc>
@@ -1397,16 +1499,31 @@
           </w:tcPr>
           <w:p>
             <w:r>
-              <w:t xml:space="preserve">4.The system compares the previous bid with the new bid price and see which is </w:t>
+              <w:t>7</w:t>
+            </w:r>
+            <w:r>
+              <w:t xml:space="preserve">. The system </w:t>
+            </w:r>
+            <w:r>
+              <w:t>keeps</w:t>
+            </w:r>
+            <w:r>
+              <w:t xml:space="preserve"> the </w:t>
+            </w:r>
+            <w:r>
+              <w:t xml:space="preserve">highest </w:t>
+            </w:r>
+            <w:r>
+              <w:t xml:space="preserve">bid </w:t>
+            </w:r>
+            <w:r>
+              <w:t xml:space="preserve">as the winner when the auction time </w:t>
             </w:r>
             <w:proofErr w:type="gramStart"/>
             <w:r>
-              <w:t>higher.(</w:t>
+              <w:t>ends .</w:t>
             </w:r>
             <w:proofErr w:type="gramEnd"/>
-            <w:r>
-              <w:t>alternative 4.a.)</w:t>
-            </w:r>
           </w:p>
         </w:tc>
       </w:tr>
@@ -1425,8 +1542,19 @@
             <w:tcW w:w="4675" w:type="dxa"/>
           </w:tcPr>
           <w:p>
-            <w:r>
-              <w:t>5.All bids done by the client will be recorded into their account.</w:t>
+            <w:proofErr w:type="gramStart"/>
+            <w:r>
+              <w:t>8</w:t>
+            </w:r>
+            <w:r>
+              <w:t>..The</w:t>
+            </w:r>
+            <w:proofErr w:type="gramEnd"/>
+            <w:r>
+              <w:t xml:space="preserve"> </w:t>
+            </w:r>
+            <w:r>
+              <w:t>system notifies the winner and item is updated as sold.</w:t>
             </w:r>
           </w:p>
         </w:tc>
@@ -1447,7 +1575,10 @@
           </w:tcPr>
           <w:p>
             <w:r>
-              <w:t>6. The system will save the last bid as the winner when the auction time ends</w:t>
+              <w:t>9</w:t>
+            </w:r>
+            <w:r>
+              <w:t>. Item is removed from the product catalog.</w:t>
             </w:r>
           </w:p>
         </w:tc>
@@ -1467,76 +1598,14 @@
             <w:tcW w:w="4675" w:type="dxa"/>
           </w:tcPr>
           <w:p>
-            <w:proofErr w:type="gramStart"/>
-            <w:r>
-              <w:t>7..The</w:t>
-            </w:r>
-            <w:proofErr w:type="gramEnd"/>
-            <w:r>
-              <w:t xml:space="preserve"> item is update as sold.</w:t>
-            </w:r>
-          </w:p>
-        </w:tc>
-      </w:tr>
-      <w:tr>
-        <w:trPr>
-          <w:trHeight w:val="300"/>
-        </w:trPr>
-        <w:tc>
-          <w:tcPr>
-            <w:tcW w:w="4675" w:type="dxa"/>
-          </w:tcPr>
-          <w:p/>
-        </w:tc>
-        <w:tc>
-          <w:tcPr>
-            <w:tcW w:w="4675" w:type="dxa"/>
-          </w:tcPr>
-          <w:p>
-            <w:r>
-              <w:t>8. Item is removed from the product catalog.</w:t>
-            </w:r>
-          </w:p>
-        </w:tc>
-      </w:tr>
-      <w:tr>
-        <w:trPr>
-          <w:trHeight w:val="300"/>
-        </w:trPr>
-        <w:tc>
-          <w:tcPr>
-            <w:tcW w:w="4675" w:type="dxa"/>
-          </w:tcPr>
-          <w:p/>
-        </w:tc>
-        <w:tc>
-          <w:tcPr>
-            <w:tcW w:w="4675" w:type="dxa"/>
-          </w:tcPr>
-          <w:p>
-            <w:r>
-              <w:t>9.Call Prepare invoice use case.</w:t>
-            </w:r>
-          </w:p>
-        </w:tc>
-      </w:tr>
-      <w:tr>
-        <w:trPr>
-          <w:trHeight w:val="300"/>
-        </w:trPr>
-        <w:tc>
-          <w:tcPr>
-            <w:tcW w:w="4675" w:type="dxa"/>
-          </w:tcPr>
-          <w:p/>
-        </w:tc>
-        <w:tc>
-          <w:tcPr>
-            <w:tcW w:w="4675" w:type="dxa"/>
-          </w:tcPr>
-          <w:p>
-            <w:r>
-              <w:t>10.Call Penalty use case.</w:t>
+            <w:r>
+              <w:t>10</w:t>
+            </w:r>
+            <w:r>
+              <w:t>.</w:t>
+            </w:r>
+            <w:r>
+              <w:t>the system calls UC007- prepare invoice.</w:t>
             </w:r>
           </w:p>
         </w:tc>
@@ -1578,14 +1647,23 @@
               <w:t>a</w:t>
             </w:r>
             <w:r>
-              <w:t>. If the price is lower than the last bidding price, alert the client.</w:t>
-            </w:r>
+              <w:t xml:space="preserve">. If the </w:t>
+            </w:r>
+            <w:r>
+              <w:t>bid is lower than or equal the current highest bid, the system rejects the bid and alerts the client.</w:t>
+            </w:r>
+            <w:bookmarkStart w:id="0" w:name="_GoBack"/>
+            <w:bookmarkEnd w:id="0"/>
           </w:p>
           <w:p/>
         </w:tc>
       </w:tr>
     </w:tbl>
-    <w:p/>
+    <w:p>
+      <w:r>
+        <w:br w:type="textWrapping" w:clear="all"/>
+      </w:r>
+    </w:p>
     <w:sectPr>
       <w:pgSz w:w="12240" w:h="15840"/>
       <w:pgMar w:top="1440" w:right="1440" w:bottom="1440" w:left="1440" w:header="720" w:footer="720" w:gutter="0"/>
